--- a/docs/downloads/john-gifford-bellett/تم/doc_0283.docx
+++ b/docs/downloads/john-gifford-bellett/تم/doc_0283.docx
@@ -6,41 +6,71 @@
       <w:pPr>
         <w:rPr>
           <w:rtl/>
-        </w:rPr>
-      </w:pPr>
-      <w:hyperlink r:id="rId5" w:history="1">
+          <w:lang w:bidi="ar-SA"/>
+        </w:rPr>
+      </w:pPr>
+      <w:hyperlink r:id="rId4" w:history="1">
         <w:r>
           <w:rPr>
             <w:rStyle w:val="Hyperlink"/>
             <w:rFonts w:hint="cs"/>
             <w:rtl/>
+            <w:lang w:bidi="ar-SA"/>
           </w:rPr>
           <w:t>مجد الرب يسوع الأدبي</w:t>
         </w:r>
       </w:hyperlink>
-    </w:p>
-    <w:p>
-      <w:pPr>
-        <w:rPr>
-          <w:rtl/>
-        </w:rPr>
-      </w:pPr>
-      <w:r>
-        <w:rPr>
-          <w:rFonts w:hint="cs"/>
-          <w:rtl/>
-        </w:rPr>
-        <w:t>كالمنفصل عن العالم</w:t>
-      </w:r>
-    </w:p>
-    <w:p>
-      <w:pPr>
-        <w:jc w:val="right"/>
-        <w:rPr>
-          <w:rtl/>
-        </w:rPr>
-      </w:pPr>
-      <w:r>
+      <w:r>
+        <w:rPr>
+          <w:rFonts w:hint="cs"/>
+          <w:rtl/>
+          <w:lang w:bidi="ar-SA"/>
+        </w:rPr>
+        <w:t xml:space="preserve"> </w:t>
+      </w:r>
+      <w:r>
+        <w:rPr>
+          <w:rtl/>
+          <w:lang w:bidi="ar-SA"/>
+        </w:rPr>
+        <w:t>–</w:t>
+      </w:r>
+      <w:r>
+        <w:rPr>
+          <w:rFonts w:hint="cs"/>
+          <w:rtl/>
+          <w:lang w:bidi="ar-SA"/>
+        </w:rPr>
+        <w:t xml:space="preserve"> 8</w:t>
+      </w:r>
+    </w:p>
+    <w:p>
+      <w:pPr>
+        <w:rPr>
+          <w:rtl/>
+          <w:lang w:bidi="ar-SA"/>
+        </w:rPr>
+      </w:pPr>
+      <w:r>
+        <w:rPr>
+          <w:rFonts w:hint="cs"/>
+          <w:rtl/>
+          <w:lang w:bidi="ar-SA"/>
+        </w:rPr>
+        <w:t>كماله في تلائمه مع الأوضاع المختلفة</w:t>
+      </w:r>
+    </w:p>
+    <w:p>
+      <w:pPr>
+        <w:bidi w:val="0"/>
+        <w:rPr>
+          <w:lang w:bidi="ar-SA"/>
+        </w:rPr>
+      </w:pPr>
+      <w:r>
+        <w:rPr>
+          <w:lang w:bidi="ar-SA"/>
+        </w:rPr>
         <w:t>John Gifford Bellett</w:t>
       </w:r>
     </w:p>
@@ -48,146 +78,101 @@
       <w:pPr>
         <w:rPr>
           <w:rtl/>
-        </w:rPr>
-      </w:pPr>
-      <w:r>
-        <w:rPr>
-          <w:rFonts w:hint="cs"/>
-          <w:rtl/>
-        </w:rPr>
-        <w:t>لقد قدّم الرب يسوع في شخصه توضيحًا هادفًا للكلمات التي كثيرًا ما يتم اقتباسها "في العالم، ولسنا من العالم"، وبلا شك هي عبارة منتقاة من كلمات الرب:</w:t>
-      </w:r>
-    </w:p>
-    <w:p>
-      <w:pPr>
-        <w:rPr>
-          <w:rtl/>
-        </w:rPr>
-      </w:pPr>
-      <w:r>
-        <w:rPr>
-          <w:rFonts w:hint="cs"/>
-          <w:rtl/>
-        </w:rPr>
-        <w:t>يوحنا 17: 15، 16: "</w:t>
-      </w:r>
-      <w:r>
-        <w:rPr>
-          <w:rtl/>
-        </w:rPr>
-        <w:t xml:space="preserve"> لَسْتُ أَسْأَلُ أَنْ تَأْخُذَهُمْ مِنَ الْعَالَمِ بَلْ أَنْ تَحْفَظَهُمْ مِنَ الشِّرِّيرِ</w:t>
-      </w:r>
-      <w:r>
-        <w:rPr>
-          <w:rFonts w:hint="cs"/>
-          <w:rtl/>
-        </w:rPr>
-        <w:t xml:space="preserve"> .</w:t>
-      </w:r>
-      <w:r>
-        <w:rPr>
-          <w:rtl/>
-        </w:rPr>
-        <w:t>لَيْسُوا مِنَ الْعَالَمِ كَمَا أَنِّي أَنَا لَسْتُ مِنَ الْعَالَمِ.</w:t>
-      </w:r>
-      <w:r>
-        <w:rPr>
-          <w:rFonts w:hint="cs"/>
-          <w:rtl/>
-        </w:rPr>
-        <w:t>"</w:t>
-      </w:r>
-    </w:p>
-    <w:p>
-      <w:pPr>
-        <w:rPr>
-          <w:rtl/>
-        </w:rPr>
-      </w:pPr>
-      <w:r>
-        <w:rPr>
-          <w:rFonts w:hint="cs"/>
-          <w:rtl/>
-        </w:rPr>
-        <w:t>لقد كان الإعلان الحي عن هذه الحالة في كل حياته على الأرض. لأنه دائمًا كان في العالم وعمل في وسط جهله وعدم إيمانه. لكن لم يكن ولا مرة من العالم.</w:t>
-      </w:r>
-    </w:p>
-    <w:p>
-      <w:pPr>
-        <w:rPr>
-          <w:rtl/>
-        </w:rPr>
-      </w:pPr>
-      <w:r>
-        <w:rPr>
-          <w:rFonts w:hint="cs"/>
-          <w:rtl/>
-        </w:rPr>
-        <w:t>هذا يعني،</w:t>
-      </w:r>
-    </w:p>
-    <w:p>
-      <w:pPr>
-        <w:pStyle w:val="ListParagraph"/>
-        <w:numPr>
-          <w:ilvl w:val="0"/>
-          <w:numId w:val="1"/>
-        </w:numPr>
-      </w:pPr>
-      <w:r>
-        <w:rPr>
-          <w:rFonts w:hint="cs"/>
-          <w:rtl/>
-        </w:rPr>
-        <w:t>هو لم يشاركه توقعاته ومخططاته.</w:t>
-      </w:r>
-    </w:p>
-    <w:p>
-      <w:pPr>
-        <w:pStyle w:val="ListParagraph"/>
-        <w:numPr>
-          <w:ilvl w:val="0"/>
-          <w:numId w:val="1"/>
-        </w:numPr>
-      </w:pPr>
-      <w:r>
-        <w:rPr>
-          <w:rFonts w:hint="cs"/>
-          <w:rtl/>
-        </w:rPr>
-        <w:t>كما ولم يحكم على تصرفهم بحسب أفكارهم.</w:t>
-      </w:r>
-    </w:p>
-    <w:p>
-      <w:pPr>
-        <w:rPr>
-          <w:rtl/>
-        </w:rPr>
-      </w:pPr>
-      <w:r>
-        <w:rPr>
-          <w:rFonts w:hint="cs"/>
-          <w:rtl/>
-        </w:rPr>
-        <w:t>غير أنه يظهر في يوحنا 7، كما أعتقد في هذا الطابع بصورة خاصة جدًا.</w:t>
-      </w:r>
-    </w:p>
-    <w:p>
-      <w:pPr>
-        <w:rPr>
-          <w:rtl/>
-        </w:rPr>
-      </w:pPr>
-      <w:r>
-        <w:rPr>
-          <w:rFonts w:hint="cs"/>
-          <w:rtl/>
-        </w:rPr>
-        <w:t xml:space="preserve">يوحنا 7: 2 </w:t>
-      </w:r>
-      <w:r>
-        <w:rPr>
-          <w:rtl/>
+          <w:lang w:bidi="ar-SA"/>
+        </w:rPr>
+      </w:pPr>
+      <w:r>
+        <w:rPr>
+          <w:rFonts w:hint="cs"/>
+          <w:rtl/>
+          <w:lang w:bidi="ar-SA"/>
+        </w:rPr>
+        <w:t>في كثير من الأحيان نرى الرب يسوع وهو يجلس على مائدة في زيارة له. وهذا يفيدنا في عرض مزايا جديدة أمام عيوننا عن كماله.</w:t>
+      </w:r>
+    </w:p>
+    <w:p>
+      <w:pPr>
+        <w:rPr>
+          <w:rtl/>
+          <w:lang w:bidi="ar-SA"/>
+        </w:rPr>
+      </w:pPr>
+      <w:r>
+        <w:rPr>
+          <w:rFonts w:hint="cs"/>
+          <w:rtl/>
+          <w:lang w:bidi="ar-SA"/>
+        </w:rPr>
+        <w:t>عند</w:t>
+      </w:r>
+      <w:r>
+        <w:rPr>
+          <w:rFonts w:hint="cs"/>
+          <w:rtl/>
+          <w:lang w:bidi="ar-SA"/>
+        </w:rPr>
+        <w:t xml:space="preserve"> الفريسيين</w:t>
+      </w:r>
+    </w:p>
+    <w:p>
+      <w:pPr>
+        <w:rPr>
+          <w:rtl/>
+          <w:lang w:bidi="ar-SA"/>
+        </w:rPr>
+      </w:pPr>
+      <w:r>
+        <w:rPr>
+          <w:rFonts w:hint="cs"/>
+          <w:rtl/>
+          <w:lang w:bidi="ar-SA"/>
+        </w:rPr>
+        <w:t>على مائدة الفريسي حيث نراه أحيانًا</w:t>
+      </w:r>
+      <w:r>
+        <w:rPr>
+          <w:rFonts w:hint="cs"/>
+          <w:rtl/>
+          <w:lang w:bidi="ar-SA"/>
+        </w:rPr>
+        <w:t>، لم</w:t>
+      </w:r>
+      <w:r>
+        <w:rPr>
+          <w:rFonts w:hint="cs"/>
+          <w:rtl/>
+          <w:lang w:bidi="ar-SA"/>
+        </w:rPr>
+        <w:t xml:space="preserve"> يدخل في الجو </w:t>
+      </w:r>
+      <w:r>
+        <w:rPr>
+          <w:rFonts w:hint="cs"/>
+          <w:rtl/>
+          <w:lang w:bidi="ar-SA"/>
+        </w:rPr>
+        <w:t>الأسري</w:t>
+      </w:r>
+      <w:r>
+        <w:rPr>
+          <w:rFonts w:hint="cs"/>
+          <w:rtl/>
+          <w:lang w:bidi="ar-SA"/>
+        </w:rPr>
+        <w:t xml:space="preserve"> المألوف. فهو يتصرف هناك بحسب الطابع كيفما دُعي، أي كما كان قد ظهر في العلن. هو ليس ببساطة ضيف يُعطى بأن يشارك بضيافة رب البيت الخاصة، وإنما هو جاء في صورته الخاصة به</w:t>
+      </w:r>
+      <w:r>
+        <w:rPr>
+          <w:rFonts w:hint="cs"/>
+          <w:rtl/>
+          <w:lang w:bidi="ar-SA"/>
+        </w:rPr>
+        <w:t xml:space="preserve">، ولذا كان بوسعه أن يعلّم ويعاتب. هو دائمًا نور ويتصرف كالنور. فكما أنه كشف عن الظلمة بين الشعب في الخارج هكذا أيضًا يكشف عنه داخل البيت الذي دُعي إليه (أنظر لوقا 7: 40 </w:t>
+      </w:r>
+      <w:r>
+        <w:rPr>
+          <w:rtl/>
+          <w:lang w:bidi="ar-SA"/>
         </w:rPr>
         <w:t>–</w:t>
       </w:r>
@@ -195,537 +180,733 @@
         <w:rPr>
           <w:rFonts w:hint="cs"/>
           <w:rtl/>
-        </w:rPr>
-        <w:t xml:space="preserve"> 44: "</w:t>
-      </w:r>
-      <w:r>
-        <w:rPr>
-          <w:rtl/>
-        </w:rPr>
-        <w:t xml:space="preserve"> 2وَكَانَ عِيدُ الْيَهُودِ، عِيدُ الْمَظَالِّ، قَرِيبًا.  3فَقَالَ لَهُ إِخْوَتُهُ:«انْتَقِلْ مِنْ هُنَا وَاذْهَبْ إِلَى الْيَهُودِيَّةِ، لِكَيْ يَرَى تَلاَمِيذُكَ أَيْضًا أَعْمَالَكَ الَّتِي تَعْمَلُ،  4لأَنَّهُ لَيْسَ أَحَدٌ يَعْمَلُ شَيْئًا فِي الْخَفَاءِ وَهُوَ يُرِيدُ أَنْ يَكُونَ عَلاَنِيَةً. إِنْ كُنْتَ تَعْمَلُ هذِهِ الأَشْيَاءَ فَأَظْهِرْ نَفْسَكَ لِلْعَالَمِ».  5لأَنَّ إِخْوَتَهُ أَيْضًا لَمْ يَكُونُوا يُؤْمِنُونَ بِهِ.  6فَقَالَ لَهُمْ يَسُوعُ:«إِنَّ وَقْتِي لَمْ يَحْضُرْ بَعْدُ، وَأَمَّا وَقْتُكُمْ فَفِي كُلِّ حِينٍ حَاضِرٌ.  7لاَ يَقْدِرُ الْعَالَمُ أَنْ يُبْغِضَكُمْ، وَلكِنَّهُ يُبْغِضُنِي أَنَا، لأَنِّي أَشْهَدُ عَلَيْهِ أَنَّ أَعْمَالَهُ شِرِّيرَةٌ.  8اِصْعَدُوا أَنْتُمْ إِلَى هذَا الْعِيدِ. أَنَا لَسْتُ أَصْعَدُ بَعْدُ إِلَى هذَا الْعِيدِ، لأَنَّ وَقْتِي لَمْ يُكْمَلْ بَعْدُ».  9قَالَ لَهُمْ هذَا وَمَكَثَ فِي الْجَلِيلِ.  10وَلَمَّا كَانَ إِخْوَتُهُ قَدْ صَعِدُوا، حِينَئِذٍ صَعِدَ هُوَ أَيْضًا إِلَى الْعِيدِ، لاَ ظَاهِرًا بَلْ كَأَنَّهُ فِي الْخَفَاءِ.  </w:t>
-      </w:r>
-      <w:r>
-        <w:rPr>
-          <w:rFonts w:hint="cs"/>
-          <w:rtl/>
-        </w:rPr>
-        <w:t>...</w:t>
-      </w:r>
-      <w:r>
-        <w:rPr>
-          <w:rtl/>
-        </w:rPr>
-        <w:t xml:space="preserve">  14وَلَمَّا كَانَ الْعِيدُ قَدِ انْتَصَفَ، صَعِدَ يَسُوعُ إِلَى الْهَيْكَلِ، وَكَانَ يُعَلِّمُ.  15فَتَعَجَّبَ الْيَهُودُ قَائِلِينَ: «كَيْفَ هذَا يَعْرِفُ الْكُتُبَ، وَهُوَ لَمْ يَتَعَلَّمْ؟»  16أَجَابَهُمْ يَسُوعُ وَقَالَ:«تَعْلِيمِي لَيْسَ لِي بَلْ لِلَّذِي أَرْسَلَنِي.  17إِنْ شَاءَ أَحَدٌ أَنْ يَعْمَلَ مَشِيئَتَهُ يَعْرِفُ التَّعْلِيمَ، هَلْ هُوَ مِنَ اللهِ، أَمْ أَتَكَلَّمُ أَنَا مِنْ نَفْسِي.  18مَنْ يَتَكَلَّمُ مِنْ نَفْسِهِ يَطْلُبُ مَجْدَ نَفْسِهِ، وَأَمَّا مَنْ يَطْلُبُ مَجْدَ الَّذِي أَرْسَلَهُ فَهُوَ صَادِقٌ وَلَيْسَ فِيهِ ظُلْمٌ.  </w:t>
-      </w:r>
-      <w:r>
-        <w:rPr>
-          <w:rFonts w:hint="cs"/>
-          <w:rtl/>
-        </w:rPr>
-        <w:t>...</w:t>
-      </w:r>
-      <w:r>
-        <w:rPr>
-          <w:rtl/>
-        </w:rPr>
-        <w:t xml:space="preserve">  28فَنَادَى يَسُوعُ وَهُوَ يُعَلِّمُ فِي الْهَيْكَلِ قِائِلاً: «تَعْرِفُونَنِي وَتَعْرِفُونَ مِنْ أَيْنَ أَنَا، وَمِنْ نَفْسِي لَمْ آتِ، بَلِ الَّذِي أَرْسَلَنِي هُوَ حَقٌ، الَّذِي أَنْتُمْ لَسْتُمْ تَعْرِفُونَهُ.  </w:t>
-      </w:r>
-      <w:r>
-        <w:rPr>
-          <w:rFonts w:hint="cs"/>
-          <w:rtl/>
-        </w:rPr>
-        <w:t>...</w:t>
-      </w:r>
-      <w:r>
-        <w:rPr>
-          <w:rtl/>
-        </w:rPr>
-        <w:t xml:space="preserve">  37وَفِي الْيَوْمِ الأَخِيرِ الْعَظِيمِ مِنَ الْعِيدِ وَقَفَ يَسُوعُ وَنَادَى قِائِلاً:«إِنْ عَطِشَ أَحَدٌ فَلْيُقْبِلْ إِلَيَّ وَيَشْرَبْ.  38مَنْ آمَنَ بِي، كَمَا قَالَ الْكِتَابُ، تَجْرِي مِنْ بَطْنِهِ أَنْهَارُ مَاءٍ حَيٍّ».  39قَالَ هذَا عَنِ الرُّوحِ الَّذِي كَانَ الْمُؤْمِنُونَ بِهِ مُزْمِعِينَ أَنْ يَقْبَلُوهُ، لأَنَّ الرُّوحَ الْقُدُسَ لَمْ يَكُنْ قَدْ أُعْطِيَ بَعْدُ، لأَنَّ يَسُوعَ لَمْ يَكُنْ قَدْ مُجِّدَ بَعْدُ.</w:t>
-      </w:r>
-      <w:r>
-        <w:rPr>
-          <w:rFonts w:hint="cs"/>
-          <w:rtl/>
-        </w:rPr>
-        <w:t>"</w:t>
-      </w:r>
-    </w:p>
-    <w:p>
-      <w:pPr>
-        <w:rPr>
-          <w:rtl/>
-        </w:rPr>
-      </w:pPr>
-      <w:r>
-        <w:rPr>
-          <w:rFonts w:hint="cs"/>
-          <w:rtl/>
-        </w:rPr>
-        <w:t>لقد كان وقت عيد المظال،</w:t>
-      </w:r>
-    </w:p>
-    <w:p>
-      <w:pPr>
-        <w:pStyle w:val="ListParagraph"/>
-        <w:numPr>
-          <w:ilvl w:val="0"/>
-          <w:numId w:val="1"/>
-        </w:numPr>
-      </w:pPr>
-      <w:r>
-        <w:rPr>
-          <w:rFonts w:hint="cs"/>
-          <w:rtl/>
-        </w:rPr>
-        <w:t>أكثر الأيام فرحًا في إسرائيل،</w:t>
-      </w:r>
-    </w:p>
-    <w:p>
-      <w:pPr>
-        <w:pStyle w:val="ListParagraph"/>
-        <w:numPr>
-          <w:ilvl w:val="0"/>
-          <w:numId w:val="1"/>
-        </w:numPr>
-      </w:pPr>
-      <w:r>
-        <w:rPr>
-          <w:rFonts w:hint="cs"/>
-          <w:rtl/>
-        </w:rPr>
-        <w:t>نذير الملكوت الآتي،</w:t>
-      </w:r>
-    </w:p>
-    <w:p>
-      <w:pPr>
-        <w:pStyle w:val="ListParagraph"/>
-        <w:numPr>
-          <w:ilvl w:val="0"/>
-          <w:numId w:val="1"/>
-        </w:numPr>
-      </w:pPr>
-      <w:r>
-        <w:rPr>
-          <w:rFonts w:hint="cs"/>
-          <w:rtl/>
-        </w:rPr>
-        <w:t>وقت جمع الحصاد،</w:t>
-      </w:r>
-    </w:p>
-    <w:p>
-      <w:pPr>
-        <w:pStyle w:val="ListParagraph"/>
-        <w:numPr>
-          <w:ilvl w:val="0"/>
-          <w:numId w:val="1"/>
-        </w:numPr>
-      </w:pPr>
-      <w:r>
-        <w:rPr>
-          <w:rFonts w:hint="cs"/>
-          <w:rtl/>
-        </w:rPr>
-        <w:t>حيث كان يتذكر الشعب فقط بأنه ضلّ في الماضي في البرية وسكن في خيام.</w:t>
-      </w:r>
-    </w:p>
-    <w:p>
-      <w:pPr>
-        <w:rPr>
-          <w:rtl/>
-        </w:rPr>
-      </w:pPr>
-      <w:r>
-        <w:rPr>
-          <w:rFonts w:hint="cs"/>
-          <w:rtl/>
-        </w:rPr>
-        <w:t xml:space="preserve">إخوة الرب ألزموه بأن لا يفوّت الفرصة دون انتهازها، حيث "كل العالم"، كما اعتدنا أن نقول، كان مجتمعًا في أورشليم. </w:t>
-      </w:r>
-      <w:r>
-        <w:rPr>
-          <w:rFonts w:hint="cs"/>
-          <w:rtl/>
-        </w:rPr>
-        <w:t>فلقد تمنوا بأن يتقدم ويُظهر ذاته، على حسب تعبيرنا، كـ"رجل العالم". "إن كنت"، قالوا "تفعل هذه الأمور، فأري نفسك للعالم". لكن يسوع رفض بأن يلبي رغبتهم. بالنسبة له كان وقت الاحتفال بعيد المظال لم يكن قد حان بعد. في يوم ما متى ما أتى الأوان واليوم، سيتولى ملكوته. عندها سيكون عظيمًا ومُلكه سيسود إلى أقاصي الأرض. لكن طريقه الآن كان يؤدي المذبح وليس إلى العرش. هو لا يريد أن يصعد إلى العيد ليكون من العيد، مع أنه موجود في المكان الذي فيه العيد. ولهذا نراه أيضًا حال وصوله إلى أورشليم يتقدم كخادم ولكن ليس في كرامته. كما ولم يقُم بأية أعجوبة على حسب ما رغب إخوته ليُلفت انتباه الناس إليه. لكنه علّم آخرين واختفى وراء الكلمات: "</w:t>
-      </w:r>
-      <w:r>
-        <w:rPr>
-          <w:rtl/>
-        </w:rPr>
-        <w:t>تَعْلِيمِي لَيْسَ لِي بَلْ لِلَّذِي أَرْسَلَنِي</w:t>
-      </w:r>
-      <w:r>
-        <w:rPr>
-          <w:rFonts w:hint="cs"/>
-          <w:rtl/>
-        </w:rPr>
-        <w:t>" كم هذا الأمر ملفت ومميز! لقد كان شيئًا من مجد يسوع، الإنسان الكامل في علاقته بالعالم.</w:t>
-      </w:r>
-    </w:p>
-    <w:p>
-      <w:pPr>
-        <w:rPr>
-          <w:rtl/>
-        </w:rPr>
-      </w:pPr>
-      <w:r>
-        <w:rPr>
-          <w:rFonts w:hint="cs"/>
-          <w:rtl/>
-        </w:rPr>
-        <w:t>هو كان</w:t>
-      </w:r>
-    </w:p>
-    <w:p>
-      <w:pPr>
-        <w:rPr>
-          <w:rtl/>
-        </w:rPr>
-      </w:pPr>
-      <w:r>
-        <w:rPr>
-          <w:rFonts w:hint="cs"/>
-          <w:rtl/>
-        </w:rPr>
-        <w:t>1 منتصرًا،</w:t>
-      </w:r>
-    </w:p>
-    <w:p>
-      <w:pPr>
-        <w:rPr>
-          <w:rtl/>
-        </w:rPr>
-      </w:pPr>
-      <w:r>
-        <w:rPr>
-          <w:rFonts w:hint="cs"/>
-          <w:rtl/>
-        </w:rPr>
-        <w:t>2 رجل أوجاع و</w:t>
-      </w:r>
-    </w:p>
-    <w:p>
-      <w:pPr>
-        <w:rPr>
-          <w:rtl/>
-        </w:rPr>
-      </w:pPr>
-      <w:r>
-        <w:rPr>
-          <w:rFonts w:hint="cs"/>
-          <w:rtl/>
-        </w:rPr>
-        <w:t>3 صانع خير في العالم؛</w:t>
-      </w:r>
-    </w:p>
-    <w:p>
-      <w:pPr>
-        <w:rPr>
-          <w:rtl/>
-        </w:rPr>
-      </w:pPr>
-      <w:r>
-        <w:rPr>
-          <w:rFonts w:hint="cs"/>
-          <w:rtl/>
-        </w:rPr>
-        <w:t>لكنه لم يكن من العالم.</w:t>
-      </w:r>
-    </w:p>
-    <w:p>
-      <w:pPr>
-        <w:rPr>
-          <w:rtl/>
-        </w:rPr>
-      </w:pPr>
-      <w:r>
-        <w:rPr>
-          <w:rFonts w:hint="cs"/>
-          <w:rtl/>
-        </w:rPr>
-        <w:t>هو كان الثلاثة معًا. يا له من مجد أدبي يضيء نحونا من هذه المجموعة!</w:t>
-      </w:r>
-    </w:p>
-    <w:p>
-      <w:pPr>
-        <w:pStyle w:val="ListParagraph"/>
-        <w:numPr>
-          <w:ilvl w:val="0"/>
-          <w:numId w:val="2"/>
-        </w:numPr>
-      </w:pPr>
-      <w:r>
-        <w:rPr>
-          <w:rFonts w:hint="cs"/>
-          <w:rtl/>
-        </w:rPr>
-        <w:t>العالم الذي شقه في كل تجاربه، إغراءاته وعروضه لم يجعله إلا منتصرًا!</w:t>
-      </w:r>
-    </w:p>
-    <w:p>
-      <w:pPr>
-        <w:pStyle w:val="ListParagraph"/>
-        <w:numPr>
-          <w:ilvl w:val="0"/>
-          <w:numId w:val="2"/>
-        </w:numPr>
-      </w:pPr>
-      <w:r>
-        <w:rPr>
-          <w:rFonts w:hint="cs"/>
-          <w:rtl/>
-        </w:rPr>
-        <w:t>فساد العالم وكراهيته جعلا منه رجل أوجاع، إذ تألم من جهة العالم لأنه شهد عن الله ضد مجرى أفكار روح هذا العالم.</w:t>
-      </w:r>
-    </w:p>
-    <w:p>
-      <w:pPr>
-        <w:pStyle w:val="ListParagraph"/>
-        <w:numPr>
-          <w:ilvl w:val="0"/>
-          <w:numId w:val="2"/>
-        </w:numPr>
-      </w:pPr>
-      <w:r>
-        <w:rPr>
-          <w:rFonts w:hint="cs"/>
-          <w:rtl/>
-        </w:rPr>
-        <w:t>بؤس العالم جعله صانع خير ساكبًا بركاته على العالم مستفيضًا بمحبته وسلطانه مجازيًا الشر بالخير.</w:t>
-      </w:r>
-    </w:p>
-    <w:p>
-      <w:r>
-        <w:rPr>
-          <w:rFonts w:hint="cs"/>
-          <w:rtl/>
-        </w:rPr>
-        <w:t>يا لها من سلسلة من الأمجاد الأدبية موجودة باتحادها هنا معًا!</w:t>
+          <w:lang w:bidi="ar-SA"/>
+        </w:rPr>
+        <w:t xml:space="preserve"> 50).</w:t>
+      </w:r>
+    </w:p>
+    <w:p>
+      <w:pPr>
+        <w:rPr>
+          <w:rtl/>
+          <w:lang w:bidi="ar-SA"/>
+        </w:rPr>
+      </w:pPr>
+      <w:r>
+        <w:rPr>
+          <w:rFonts w:hint="cs"/>
+          <w:rtl/>
+          <w:lang w:bidi="ar-SA"/>
+        </w:rPr>
+        <w:t>عند</w:t>
+      </w:r>
+      <w:r>
+        <w:rPr>
+          <w:rFonts w:hint="cs"/>
+          <w:rtl/>
+          <w:lang w:bidi="ar-SA"/>
+        </w:rPr>
+        <w:t xml:space="preserve"> لاوي العشار</w:t>
+      </w:r>
+    </w:p>
+    <w:p>
+      <w:pPr>
+        <w:rPr>
+          <w:rtl/>
+          <w:lang w:bidi="ar-SA"/>
+        </w:rPr>
+      </w:pPr>
+      <w:r>
+        <w:rPr>
+          <w:rFonts w:hint="cs"/>
+          <w:rtl/>
+          <w:lang w:bidi="ar-SA"/>
+        </w:rPr>
+        <w:t xml:space="preserve">فبينما كان يدخل من حين لآخر بيت الفريسي باعتباره معلّم ويحكم على الحالة الأدبية كيفما وجدها هناك فإننا نجده كالمخلص في منزل العشار. لاوي كان قد أعدّ له احتفالاً في بيته ودعا إليه أيضًا عشّارين وخطاة. وحينما </w:t>
+      </w:r>
+      <w:r>
+        <w:rPr>
+          <w:rtl/>
+          <w:lang w:bidi="ar-SA"/>
+        </w:rPr>
+        <w:t>–</w:t>
+      </w:r>
+      <w:r>
+        <w:rPr>
+          <w:rFonts w:hint="cs"/>
+          <w:rtl/>
+          <w:lang w:bidi="ar-SA"/>
+        </w:rPr>
+        <w:t xml:space="preserve"> حيث كان هذا طبيعي جدًا </w:t>
+      </w:r>
+      <w:r>
+        <w:rPr>
+          <w:rtl/>
+          <w:lang w:bidi="ar-SA"/>
+        </w:rPr>
+        <w:t>–</w:t>
+      </w:r>
+      <w:r>
+        <w:rPr>
+          <w:rFonts w:hint="cs"/>
+          <w:rtl/>
+          <w:lang w:bidi="ar-SA"/>
+        </w:rPr>
+        <w:t xml:space="preserve"> أثار هذا غيظ الكتبة، قادة الشعب المتدينين، ظهر الرب كالمخلّص بقوله لهم: "</w:t>
+      </w:r>
+      <w:r>
+        <w:rPr>
+          <w:rtl/>
+        </w:rPr>
+        <w:t xml:space="preserve"> </w:t>
+      </w:r>
+      <w:r>
+        <w:rPr>
+          <w:rtl/>
+          <w:lang w:bidi="ar-SA"/>
+        </w:rPr>
+        <w:t xml:space="preserve">«لاَ يَحْتَاجُ الأَصِحَّاءُ إِلَى طَبِيبٍ بَلِ الْمَرْضَى.  </w:t>
+      </w:r>
+      <w:r>
+        <w:rPr>
+          <w:rFonts w:ascii="Arial" w:hAnsi="Arial" w:cs="Arial" w:hint="cs"/>
+          <w:rtl/>
+          <w:lang w:bidi="ar-SA"/>
+        </w:rPr>
+        <w:t>​</w:t>
+      </w:r>
+      <w:r>
+        <w:rPr>
+          <w:rtl/>
+          <w:lang w:bidi="ar-SA"/>
+        </w:rPr>
+        <w:t>13</w:t>
+      </w:r>
+      <w:r>
+        <w:rPr>
+          <w:rFonts w:ascii="Arial" w:hAnsi="Arial" w:cs="Arial" w:hint="cs"/>
+          <w:rtl/>
+          <w:lang w:bidi="ar-SA"/>
+        </w:rPr>
+        <w:t>​</w:t>
+      </w:r>
+      <w:r>
+        <w:rPr>
+          <w:rtl/>
+          <w:lang w:bidi="ar-SA"/>
+        </w:rPr>
+        <w:t xml:space="preserve"> </w:t>
+      </w:r>
+      <w:r>
+        <w:rPr>
+          <w:rFonts w:ascii="Arial" w:hAnsi="Arial" w:cs="Arial" w:hint="cs"/>
+          <w:rtl/>
+          <w:lang w:bidi="ar-SA"/>
+        </w:rPr>
+        <w:t>​</w:t>
+      </w:r>
+      <w:r>
+        <w:rPr>
+          <w:rFonts w:hint="cs"/>
+          <w:rtl/>
+          <w:lang w:bidi="ar-SA"/>
+        </w:rPr>
+        <w:t>فَاذْهَبُوا</w:t>
+      </w:r>
+      <w:r>
+        <w:rPr>
+          <w:rtl/>
+          <w:lang w:bidi="ar-SA"/>
+        </w:rPr>
+        <w:t xml:space="preserve"> </w:t>
+      </w:r>
+      <w:r>
+        <w:rPr>
+          <w:rFonts w:hint="cs"/>
+          <w:rtl/>
+          <w:lang w:bidi="ar-SA"/>
+        </w:rPr>
+        <w:t>وَتَعَلَّمُوا</w:t>
+      </w:r>
+      <w:r>
+        <w:rPr>
+          <w:rtl/>
+          <w:lang w:bidi="ar-SA"/>
+        </w:rPr>
+        <w:t xml:space="preserve"> </w:t>
+      </w:r>
+      <w:r>
+        <w:rPr>
+          <w:rFonts w:hint="cs"/>
+          <w:rtl/>
+          <w:lang w:bidi="ar-SA"/>
+        </w:rPr>
+        <w:t>مَا</w:t>
+      </w:r>
+      <w:r>
+        <w:rPr>
+          <w:rtl/>
+          <w:lang w:bidi="ar-SA"/>
+        </w:rPr>
+        <w:t xml:space="preserve"> </w:t>
+      </w:r>
+      <w:r>
+        <w:rPr>
+          <w:rFonts w:hint="cs"/>
+          <w:rtl/>
+          <w:lang w:bidi="ar-SA"/>
+        </w:rPr>
+        <w:t>هُوَ</w:t>
+      </w:r>
+      <w:r>
+        <w:rPr>
+          <w:rtl/>
+          <w:lang w:bidi="ar-SA"/>
+        </w:rPr>
+        <w:t xml:space="preserve">: </w:t>
+      </w:r>
+      <w:r>
+        <w:rPr>
+          <w:rFonts w:hint="cs"/>
+          <w:rtl/>
+          <w:lang w:bidi="ar-SA"/>
+        </w:rPr>
+        <w:t>إِنِّي</w:t>
+      </w:r>
+      <w:r>
+        <w:rPr>
+          <w:rtl/>
+          <w:lang w:bidi="ar-SA"/>
+        </w:rPr>
+        <w:t xml:space="preserve"> </w:t>
+      </w:r>
+      <w:r>
+        <w:rPr>
+          <w:rFonts w:hint="cs"/>
+          <w:rtl/>
+          <w:lang w:bidi="ar-SA"/>
+        </w:rPr>
+        <w:t>أ</w:t>
+      </w:r>
+      <w:r>
+        <w:rPr>
+          <w:rtl/>
+          <w:lang w:bidi="ar-SA"/>
+        </w:rPr>
+        <w:t>ُرِيدُ رَحْمَةً لاَ ذَبِيحَةً، لأَنِّي لَمْ آتِ لأَدْعُوَ أَبْرَارًا بَلْ خُطَاةً إِلَى التَّوْبَةِ».</w:t>
+      </w:r>
+      <w:r>
+        <w:rPr>
+          <w:rFonts w:hint="cs"/>
+          <w:rtl/>
+          <w:lang w:bidi="ar-SA"/>
+        </w:rPr>
+        <w:t>" (متى 9: 12)</w:t>
+      </w:r>
+      <w:r>
+        <w:rPr>
+          <w:rFonts w:hint="cs"/>
+          <w:rtl/>
+          <w:lang w:bidi="ar-SA"/>
+        </w:rPr>
+        <w:t>. كم هي بسيطة هذه الكلمات، ولكن كم هادفة ومليئة بالمعاني! سمعان الفريسي كان مغتاظًا بأن امرأة كانت معروفة أنها خاطئة، دخلت بيته وذهبت إلى الرب، بينما لاوي العشّار فقد دعا خطاة بالذات ليكونوا ضيوفًا مع الرب يسوع. بالتالي تعامل الرب في بيت ذاك كمُعاتب، بينما في بيت الآخر كفادي في نعمة عظيمة.</w:t>
+      </w:r>
+    </w:p>
+    <w:p>
+      <w:pPr>
+        <w:rPr>
+          <w:rtl/>
+          <w:lang w:bidi="ar-SA"/>
+        </w:rPr>
+      </w:pPr>
+      <w:r>
+        <w:rPr>
+          <w:rFonts w:hint="cs"/>
+          <w:rtl/>
+          <w:lang w:bidi="ar-SA"/>
+        </w:rPr>
+        <w:t>عند زكا العشار</w:t>
+      </w:r>
+    </w:p>
+    <w:p>
+      <w:pPr>
+        <w:rPr>
+          <w:rtl/>
+          <w:lang w:bidi="ar-SA"/>
+        </w:rPr>
+      </w:pPr>
+      <w:r>
+        <w:rPr>
+          <w:rFonts w:hint="cs"/>
+          <w:rtl/>
+          <w:lang w:bidi="ar-SA"/>
+        </w:rPr>
+        <w:t>غير أننا نجد الرب يسوع يجلس على مائدة أشخاص آخرين. لنذهب وراءه إلى أريحا (لوقا 19). زكا حتى إلى تلك الساعة كان خاطئًا "عاديًا"، إنسانًا في حالته الطبيعية، التي وكما نعرف كانت خاطئة وفاسدة. لكنه كان في تلك اللحظة منجذبًا من الآب إلى الابن (يوحنا 6: 44: "</w:t>
+      </w:r>
+      <w:r>
+        <w:rPr>
+          <w:rtl/>
+          <w:lang w:bidi="ar-SA"/>
+        </w:rPr>
+        <w:t>إِنْ لَمْ يَجْتَذِبْهُ الآبُ</w:t>
+      </w:r>
+      <w:r>
+        <w:rPr>
+          <w:rFonts w:hint="cs"/>
+          <w:rtl/>
+          <w:lang w:bidi="ar-SA"/>
+        </w:rPr>
+        <w:t>")</w:t>
+      </w:r>
+      <w:r>
+        <w:rPr>
+          <w:rFonts w:hint="cs"/>
+          <w:rtl/>
+          <w:lang w:bidi="ar-SA"/>
+        </w:rPr>
+        <w:t xml:space="preserve"> وأصبح يسوع النقطة التي انجذب إليها. لقد أراد أن يراه، وهو منقاد بهذه الرغبة الملتهبة شق طريقه عبر الجموع وصعد على جُمّيزة لكي يتمكن من رؤية الرب العابر من هناك. الرب نظر إليه ودعاه في الحال إليه. إن هذا ملفت جدًا للنظر! يسوع موجود كضيف غير مدعو في بيت العشار في أريحا وقد دعا نفسه إلى هناك.</w:t>
+      </w:r>
+    </w:p>
+    <w:p>
+      <w:pPr>
+        <w:rPr>
+          <w:rtl/>
+          <w:lang w:bidi="ar-SA"/>
+        </w:rPr>
+      </w:pPr>
+      <w:r>
+        <w:rPr>
+          <w:rFonts w:hint="cs"/>
+          <w:rtl/>
+          <w:lang w:bidi="ar-SA"/>
+        </w:rPr>
+        <w:t xml:space="preserve">إن الدوافع الأولى في الحياة الروحية في قلب الخاطئ، الاحتياجات الناشئة من اجتذاب الآب هي التي رحّبت بالرب يسوع في هذا البيت. لكن الرب </w:t>
+      </w:r>
+      <w:r>
+        <w:rPr>
+          <w:rFonts w:hint="cs"/>
+          <w:rtl/>
+          <w:lang w:bidi="ar-SA"/>
+        </w:rPr>
+        <w:t>تقابل</w:t>
+      </w:r>
+      <w:r>
+        <w:rPr>
+          <w:rFonts w:hint="cs"/>
+          <w:rtl/>
+          <w:lang w:bidi="ar-SA"/>
+        </w:rPr>
+        <w:t xml:space="preserve"> بصورة جميلة ومليئة بالمعاني </w:t>
+      </w:r>
+      <w:r>
+        <w:rPr>
+          <w:rFonts w:hint="cs"/>
+          <w:rtl/>
+          <w:lang w:bidi="ar-SA"/>
+        </w:rPr>
+        <w:t xml:space="preserve">مع </w:t>
+      </w:r>
+      <w:r>
+        <w:rPr>
+          <w:rFonts w:hint="cs"/>
+          <w:rtl/>
+          <w:lang w:bidi="ar-SA"/>
+        </w:rPr>
+        <w:t xml:space="preserve">هذا الاحتياج الباطني ودخل البيت في طابع كان يلائم الاحتياجات في تلك اللحظة. لقد أراد بأن </w:t>
+      </w:r>
+      <w:r>
+        <w:rPr>
+          <w:rFonts w:hint="cs"/>
+          <w:rtl/>
+          <w:lang w:bidi="ar-SA"/>
+        </w:rPr>
+        <w:t>يُلهب ويقوي الحياة التي نشأت حديثًا التي رغبت بأن "ترى يسوع" (لوقا 19 : 3). وهذا أدّى إلى إظهار ثمار أخرى مباشرة: "</w:t>
+      </w:r>
+      <w:r>
+        <w:rPr>
+          <w:rtl/>
+        </w:rPr>
+        <w:t xml:space="preserve"> </w:t>
+      </w:r>
+      <w:r>
+        <w:rPr>
+          <w:rtl/>
+          <w:lang w:bidi="ar-SA"/>
+        </w:rPr>
+        <w:t>«هَا أَنَا يَارَبُّ أُعْطِي نِصْفَ أَمْوَالِي لِلْمَسَاكِينِ، وَإِنْ كُنْتُ قَدْ وَشَيْتُ بِأَحَدٍ أَرُدُّ أَرْبَعَةَ أَضْعَافٍ»</w:t>
+      </w:r>
+      <w:r>
+        <w:rPr>
+          <w:rFonts w:hint="cs"/>
+          <w:rtl/>
+          <w:lang w:bidi="ar-SA"/>
+        </w:rPr>
+        <w:t>" (لوقا 19: 8).</w:t>
+      </w:r>
+    </w:p>
+    <w:p>
+      <w:pPr>
+        <w:rPr>
+          <w:rtl/>
+          <w:lang w:bidi="ar-SA"/>
+        </w:rPr>
+      </w:pPr>
+      <w:r>
+        <w:rPr>
+          <w:rFonts w:hint="cs"/>
+          <w:rtl/>
+          <w:lang w:bidi="ar-SA"/>
+        </w:rPr>
+        <w:t>مع تلميذي عمواس</w:t>
+      </w:r>
+    </w:p>
+    <w:p>
+      <w:pPr>
+        <w:rPr>
+          <w:rtl/>
+          <w:lang w:bidi="ar-SA"/>
+        </w:rPr>
+      </w:pPr>
+      <w:r>
+        <w:rPr>
+          <w:rFonts w:hint="cs"/>
+          <w:rtl/>
+          <w:lang w:bidi="ar-SA"/>
+        </w:rPr>
+        <w:t xml:space="preserve">في عمواس نحن نتقابل مع مشهد آخر. هنا نحن لا نجد رغبة خاطئ قد آمن حديثًا، وإنما رغبة تلميذين للرب تم ردهما. التلميذان كانا قد أفسحا المجال لعدم الإيمان ليدخل فيهما. لقد عادا إلى البيت حزينين لأن يسوع كان قد خيّب توقعاتهما. الرب يسوع انتقدهما حالاً من بعد أن انضم إليهما في الطريق؛ إلا أن طريقة حديثه كانت جذابة حتى أن قلبيهما التهبا فيهما (لوقا 24: 52) </w:t>
+      </w:r>
+      <w:r>
+        <w:rPr>
+          <w:rFonts w:hint="cs"/>
+          <w:rtl/>
+          <w:lang w:bidi="ar-SA"/>
+        </w:rPr>
+        <w:t>وألحّا عليه</w:t>
+      </w:r>
+      <w:r>
+        <w:rPr>
+          <w:rFonts w:hint="cs"/>
+          <w:rtl/>
+          <w:lang w:bidi="ar-SA"/>
+        </w:rPr>
+        <w:t xml:space="preserve"> (ألزماه)</w:t>
+      </w:r>
+      <w:r>
+        <w:rPr>
+          <w:rFonts w:hint="cs"/>
+          <w:rtl/>
+          <w:lang w:bidi="ar-SA"/>
+        </w:rPr>
+        <w:t xml:space="preserve"> عند وصولهم باب منزلهما </w:t>
+      </w:r>
+      <w:r>
+        <w:rPr>
+          <w:rFonts w:hint="cs"/>
+          <w:rtl/>
+          <w:lang w:bidi="ar-SA"/>
+        </w:rPr>
+        <w:t>وقد أراد بأن يواصل في طريقه، بأن يدخل إليهما.</w:t>
+      </w:r>
+    </w:p>
+    <w:p>
+      <w:pPr>
+        <w:rPr>
+          <w:rtl/>
+          <w:lang w:bidi="ar-SA"/>
+        </w:rPr>
+      </w:pPr>
+      <w:r>
+        <w:rPr>
+          <w:rFonts w:hint="cs"/>
+          <w:rtl/>
+          <w:lang w:bidi="ar-SA"/>
+        </w:rPr>
+        <w:t>هنا هو لم يدعو نفسه كما فعل في أريحا. التلميذان لم يكونا في ذات حالة زكا. لكن حال أن دعو</w:t>
+      </w:r>
+      <w:r>
+        <w:rPr>
+          <w:rFonts w:hint="cs"/>
+          <w:rtl/>
+          <w:lang w:bidi="ar-SA"/>
+        </w:rPr>
+        <w:t>ا</w:t>
+      </w:r>
+      <w:r>
+        <w:rPr>
+          <w:rFonts w:hint="cs"/>
+          <w:rtl/>
+          <w:lang w:bidi="ar-SA"/>
+        </w:rPr>
+        <w:t>ه دخل إليهما الرب ليواصل في تشجيع رغبة اللذين دعو</w:t>
+      </w:r>
+      <w:r>
+        <w:rPr>
+          <w:rFonts w:hint="cs"/>
+          <w:rtl/>
+          <w:lang w:bidi="ar-SA"/>
+        </w:rPr>
+        <w:t>ا</w:t>
+      </w:r>
+      <w:r>
+        <w:rPr>
+          <w:rFonts w:hint="cs"/>
+          <w:rtl/>
+          <w:lang w:bidi="ar-SA"/>
+        </w:rPr>
+        <w:t xml:space="preserve">ه، نعم ليُشبع هذه الرغبة تمامًا. وهذا ما قد حدث أيضًا: </w:t>
+      </w:r>
+      <w:r>
+        <w:rPr>
+          <w:rFonts w:hint="cs"/>
+          <w:rtl/>
+          <w:lang w:bidi="ar-SA"/>
+        </w:rPr>
+        <w:t>فقد كان فرح قلبيهما كبيرًا حتى أنه مهما كان قد مضى من تلك الليلة إلا أنهما عادا في تلك الساعة إلى أورشليم ليُخبرا إخوتهم بهذه الأمور.</w:t>
+      </w:r>
+    </w:p>
+    <w:p>
+      <w:pPr>
+        <w:rPr>
+          <w:rtl/>
+          <w:lang w:bidi="ar-SA"/>
+        </w:rPr>
+      </w:pPr>
+      <w:r>
+        <w:rPr>
+          <w:rFonts w:hint="cs"/>
+          <w:rtl/>
+          <w:lang w:bidi="ar-SA"/>
+        </w:rPr>
+        <w:t>أليست هذه الأحداث مليئة بالأمور الجميلة؟ مرة كضيف عند الفريسي، ومن ثم ضيف عند العشار ومن ثم ضيف عند التلميذين: فكضيف مدعو وغير مدعو دائمًا ما يجلس الرب يسوع في مكانه في كل كمال وجمال.</w:t>
+      </w:r>
+    </w:p>
+    <w:p>
+      <w:pPr>
+        <w:rPr>
+          <w:rtl/>
+          <w:lang w:bidi="ar-SA"/>
+        </w:rPr>
+      </w:pPr>
+      <w:r>
+        <w:rPr>
+          <w:rFonts w:hint="cs"/>
+          <w:rtl/>
+          <w:lang w:bidi="ar-SA"/>
+        </w:rPr>
+        <w:t>عند الأصدقاء في بيت عنيا</w:t>
+      </w:r>
+    </w:p>
+    <w:p>
+      <w:pPr>
+        <w:rPr>
+          <w:rtl/>
+          <w:lang w:bidi="ar-SA"/>
+        </w:rPr>
+      </w:pPr>
+      <w:r>
+        <w:rPr>
+          <w:rFonts w:hint="cs"/>
+          <w:rtl/>
+          <w:lang w:bidi="ar-SA"/>
+        </w:rPr>
+        <w:t xml:space="preserve">هنالك حالات أخرى غيرها يظهر فيها الرب يسوع أمام عيوننا كضيف على مائدة؛ لكني سأنحصر وأذكر واحدة أخرى فقط. في بيت عنيا نحن نراه، وكما قد ذكرنا في بداية المقال أعلاه، على أرضية عائلية حميمة. فلو لم </w:t>
+      </w:r>
+      <w:r>
+        <w:rPr>
+          <w:rFonts w:hint="cs"/>
+          <w:rtl/>
+          <w:lang w:bidi="ar-SA"/>
+        </w:rPr>
+        <w:t xml:space="preserve">يوافق على فكرة العائلة المسيحية لما كان سيحقق نتائج جيدة في بيت عنيا. لكننا نراه هناك، ومن جديد أيضًا، لنكتشف ميزة جديدة في مجده الأدبي. </w:t>
+      </w:r>
+      <w:r>
+        <w:rPr>
+          <w:rFonts w:hint="cs"/>
+          <w:rtl/>
+          <w:lang w:bidi="ar-SA"/>
+        </w:rPr>
+        <w:t>إنه في بيت عنيا كصديق للعائلة في أنه يجد في دائرتها ما لا نزال نحن نقدره جدًا في أيامنا: بيتًا حميمًا. فالكلمات: "</w:t>
+      </w:r>
+      <w:r>
+        <w:rPr>
+          <w:rtl/>
+        </w:rPr>
+        <w:t xml:space="preserve"> </w:t>
+      </w:r>
+      <w:r>
+        <w:rPr>
+          <w:rFonts w:ascii="Arial" w:hAnsi="Arial" w:cs="Arial" w:hint="cs"/>
+          <w:rtl/>
+          <w:lang w:bidi="ar-SA"/>
+        </w:rPr>
+        <w:t>​</w:t>
+      </w:r>
+      <w:r>
+        <w:rPr>
+          <w:rFonts w:hint="cs"/>
+          <w:rtl/>
+          <w:lang w:bidi="ar-SA"/>
+        </w:rPr>
+        <w:t>وَكَانَ</w:t>
+      </w:r>
+      <w:r>
+        <w:rPr>
+          <w:rtl/>
+          <w:lang w:bidi="ar-SA"/>
+        </w:rPr>
+        <w:t xml:space="preserve"> </w:t>
+      </w:r>
+      <w:r>
+        <w:rPr>
+          <w:rFonts w:hint="cs"/>
+          <w:rtl/>
+          <w:lang w:bidi="ar-SA"/>
+        </w:rPr>
+        <w:t>ي</w:t>
+      </w:r>
+      <w:r>
+        <w:rPr>
+          <w:rtl/>
+          <w:lang w:bidi="ar-SA"/>
+        </w:rPr>
+        <w:t>َسُوعُ يُحِبُّ مَرْثَا وَأُخْتَهَا وَلِعَازَرَ.</w:t>
+      </w:r>
+      <w:r>
+        <w:rPr>
+          <w:rFonts w:hint="cs"/>
+          <w:rtl/>
+          <w:lang w:bidi="ar-SA"/>
+        </w:rPr>
+        <w:t>" تؤكّد على هذا بشكل كاف. فمحبة الرب لهذه العائلة لم تكن محبة مخلّص أو راعي. طبعًا نحن نعرف بأنه كان كليهما معًا أيضًا.</w:t>
+      </w:r>
+    </w:p>
+    <w:p>
+      <w:pPr>
+        <w:rPr>
+          <w:rFonts w:hint="cs"/>
+          <w:lang w:bidi="ar-SA"/>
+        </w:rPr>
+      </w:pPr>
+      <w:r>
+        <w:rPr>
+          <w:rFonts w:hint="cs"/>
+          <w:rtl/>
+          <w:lang w:bidi="ar-SA"/>
+        </w:rPr>
+        <w:t>لكن هنا كان ما هو أكثر من ذلك. لقد كانت محبة صديق لعائلة. لكن على الرغم من أنه كان صديقًا، وحتى صديق حميم، حيث متى ما طاب له كان يجد ترحاب</w:t>
+      </w:r>
+      <w:r>
+        <w:rPr>
+          <w:rFonts w:hint="cs"/>
+          <w:rtl/>
+          <w:lang w:bidi="ar-SA"/>
+        </w:rPr>
+        <w:t>ًا</w:t>
+      </w:r>
+      <w:r>
+        <w:rPr>
+          <w:rFonts w:hint="cs"/>
+          <w:rtl/>
+          <w:lang w:bidi="ar-SA"/>
+        </w:rPr>
+        <w:t xml:space="preserve"> قلبي</w:t>
+      </w:r>
+      <w:r>
+        <w:rPr>
+          <w:rFonts w:hint="cs"/>
+          <w:rtl/>
+          <w:lang w:bidi="ar-SA"/>
+        </w:rPr>
+        <w:t>ًا</w:t>
+      </w:r>
+      <w:r>
+        <w:rPr>
+          <w:rFonts w:hint="cs"/>
+          <w:rtl/>
+          <w:lang w:bidi="ar-SA"/>
+        </w:rPr>
+        <w:t xml:space="preserve"> تحت هذا السقف المضياف، غير أنه لم يتدخل أبدًا في شؤون البيت. مرثا كانت مدبّرة البيت، وهي أكثر شخص مشغول في العائلة، </w:t>
+      </w:r>
+      <w:r>
+        <w:rPr>
+          <w:rFonts w:hint="cs"/>
+          <w:rtl/>
+          <w:lang w:bidi="ar-SA"/>
+        </w:rPr>
+        <w:t>وكانت مفيدة ومهمة في مكانها. ويسوع تركها حيثما كانت موجودة. فلم يكن من شأنه بأن يغيّر هذه الأمور أو يرتبها.</w:t>
+      </w:r>
+      <w:r>
+        <w:rPr>
+          <w:rFonts w:hint="cs"/>
+          <w:rtl/>
+          <w:lang w:bidi="ar-SA"/>
+        </w:rPr>
+        <w:t xml:space="preserve"> لعازر كان له مكانه إلى جانب ضيوفه على مائدة العائلة. مريم كانت تتوارى وتتعمق في ملكوتها، وإن شئت في ملكوت الله فيها. ومرثا كانت لها مشغولياتها وتقوم بواجباتها المنزلية. يسوع ترك كل شيء كما وجده. فهو مَن دخل بيت آخر</w:t>
+      </w:r>
+      <w:r>
+        <w:rPr>
+          <w:rFonts w:hint="cs"/>
+          <w:rtl/>
+          <w:lang w:bidi="ar-SA"/>
+        </w:rPr>
+        <w:t xml:space="preserve"> ليس من دون دعوة لا يريد في دخوله إلى هاتين الأختين وأخيهما أن يتدخل بترتيب بيتهم وبشؤونه. </w:t>
+      </w:r>
+      <w:r>
+        <w:rPr>
+          <w:rtl/>
+          <w:lang w:bidi="ar-SA"/>
+        </w:rPr>
+        <w:t xml:space="preserve">يا لها من حشمة مثالية! </w:t>
+      </w:r>
+      <w:r>
+        <w:rPr>
+          <w:rFonts w:hint="cs"/>
+          <w:rtl/>
+          <w:lang w:bidi="ar-SA"/>
+        </w:rPr>
+        <w:t xml:space="preserve">لكن إن كان أحد أفراد العائلة (مثل مرثا هنا) بدلاً من أن يحافظ على مكانه المخصص له في العائلة يسمح لنفسه </w:t>
+      </w:r>
+      <w:r>
+        <w:rPr>
+          <w:rFonts w:hint="cs"/>
+          <w:rtl/>
+          <w:lang w:bidi="ar-SA"/>
+        </w:rPr>
+        <w:t>بم</w:t>
+      </w:r>
+      <w:r>
+        <w:rPr>
+          <w:rFonts w:hint="cs"/>
+          <w:rtl/>
+          <w:lang w:bidi="ar-SA"/>
+        </w:rPr>
+        <w:t xml:space="preserve">لاحظات إرشادية في حضور يسوع، فلا بد </w:t>
+      </w:r>
+      <w:r>
+        <w:rPr>
+          <w:rFonts w:hint="cs"/>
+          <w:rtl/>
+          <w:lang w:bidi="ar-SA"/>
+        </w:rPr>
+        <w:t>وأنه</w:t>
+      </w:r>
+      <w:r>
+        <w:rPr>
+          <w:rFonts w:hint="cs"/>
+          <w:rtl/>
+          <w:lang w:bidi="ar-SA"/>
+        </w:rPr>
+        <w:t xml:space="preserve"> سيتخذ لنفسه الطابع السامي ليرتب الأمور بطريقة إلهية، التي لم يكن بمقدوره، كمَن هو من أهل البيت، أن يمسها ويتدخل فيها (لوقا 10).</w:t>
       </w:r>
     </w:p>
     <w:sectPr>
-      <w:pgSz w:w="11906" w:h="16838"/>
-      <w:pgMar w:top="1440" w:right="1440" w:bottom="1440" w:left="1440" w:header="708" w:footer="708" w:gutter="0"/>
-      <w:cols w:space="708"/>
-      <w:bidi/>
-      <w:rtlGutter/>
+      <w:pgSz w:w="12240" w:h="15840"/>
+      <w:pgMar w:top="1440" w:right="1800" w:bottom="1440" w:left="1800" w:header="720" w:footer="720" w:gutter="0"/>
+      <w:cols w:space="720"/>
       <w:docGrid w:linePitch="360"/>
     </w:sectPr>
   </w:body>
 </w:document>
-</file>
-
-<file path=word/numbering.xml><?xml version="1.0" encoding="utf-8"?>
-<w:numbering xmlns:wpc="http://schemas.microsoft.com/office/word/2010/wordprocessingCanvas" xmlns:cx="http://schemas.microsoft.com/office/drawing/2014/chartex" xmlns:cx1="http://schemas.microsoft.com/office/drawing/2015/9/8/chartex" xmlns:cx2="http://schemas.microsoft.com/office/drawing/2015/10/21/chartex" xmlns:cx3="http://schemas.microsoft.com/office/drawing/2016/5/9/chartex" xmlns:cx4="http://schemas.microsoft.com/office/drawing/2016/5/10/chartex" xmlns:cx5="http://schemas.microsoft.com/office/drawing/2016/5/11/chartex" xmlns:cx6="http://schemas.microsoft.com/office/drawing/2016/5/12/chartex" xmlns:cx7="http://schemas.microsoft.com/office/drawing/2016/5/13/chartex" xmlns:cx8="http://schemas.microsoft.com/office/drawing/2016/5/14/chartex" xmlns:mc="http://schemas.openxmlformats.org/markup-compatibility/2006" xmlns:aink="http://schemas.microsoft.com/office/drawing/2016/ink" xmlns:am3d="http://schemas.microsoft.com/office/drawing/2017/model3d" xmlns:o="urn:schemas-microsoft-com:office:office" xmlns:oel="http://schemas.microsoft.com/office/2019/extlst" xmlns:r="http://schemas.openxmlformats.org/officeDocument/2006/relationships" xmlns:m="http://schemas.openxmlformats.org/officeDocument/2006/math" xmlns:v="urn:schemas-microsoft-com:vml" xmlns:wp14="http://schemas.microsoft.com/office/word/2010/wordprocessingDrawing" xmlns:wp="http://schemas.openxmlformats.org/drawingml/2006/wordprocessingDrawing" xmlns:w10="urn:schemas-microsoft-com:office:word" xmlns:w="http://schemas.openxmlformats.org/wordprocessingml/2006/main" xmlns:w14="http://schemas.microsoft.com/office/word/2010/wordml" xmlns:w15="http://schemas.microsoft.com/office/word/2012/wordml" xmlns:w16cex="http://schemas.microsoft.com/office/word/2018/wordml/cex" xmlns:w16cid="http://schemas.microsoft.com/office/word/2016/wordml/cid" xmlns:w16="http://schemas.microsoft.com/office/word/2018/wordml" xmlns:w16sdtdh="http://schemas.microsoft.com/office/word/2020/wordml/sdtdatahash" xmlns:w16se="http://schemas.microsoft.com/office/word/2015/wordml/symex" xmlns:wpg="http://schemas.microsoft.com/office/word/2010/wordprocessingGroup" xmlns:wpi="http://schemas.microsoft.com/office/word/2010/wordprocessingInk" xmlns:wne="http://schemas.microsoft.com/office/word/2006/wordml" xmlns:wps="http://schemas.microsoft.com/office/word/2010/wordprocessingShape" mc:Ignorable="w14 w15 w16se w16cid w16 w16cex w16sdtdh wp14">
-  <w:abstractNum w:abstractNumId="0" w15:restartNumberingAfterBreak="0">
-    <w:nsid w:val="1E183DBC"/>
-    <w:multiLevelType w:val="hybridMultilevel"/>
-    <w:tmpl w:val="8EA2899C"/>
-    <w:lvl w:ilvl="0" w:tplc="37FADF00">
-      <w:numFmt w:val="bullet"/>
-      <w:lvlText w:val=""/>
-      <w:lvlJc w:val="left"/>
-      <w:pPr>
-        <w:ind w:left="720" w:hanging="360"/>
-      </w:pPr>
-      <w:rPr>
-        <w:rFonts w:ascii="Symbol" w:eastAsiaTheme="minorHAnsi" w:hAnsi="Symbol" w:cs="Sakkal Majalla" w:hint="default"/>
-      </w:rPr>
-    </w:lvl>
-    <w:lvl w:ilvl="1" w:tplc="04090003" w:tentative="1">
-      <w:start w:val="1"/>
-      <w:numFmt w:val="bullet"/>
-      <w:lvlText w:val="o"/>
-      <w:lvlJc w:val="left"/>
-      <w:pPr>
-        <w:ind w:left="1440" w:hanging="360"/>
-      </w:pPr>
-      <w:rPr>
-        <w:rFonts w:ascii="Courier New" w:hAnsi="Courier New" w:cs="Courier New" w:hint="default"/>
-      </w:rPr>
-    </w:lvl>
-    <w:lvl w:ilvl="2" w:tplc="04090005" w:tentative="1">
-      <w:start w:val="1"/>
-      <w:numFmt w:val="bullet"/>
-      <w:lvlText w:val=""/>
-      <w:lvlJc w:val="left"/>
-      <w:pPr>
-        <w:ind w:left="2160" w:hanging="360"/>
-      </w:pPr>
-      <w:rPr>
-        <w:rFonts w:ascii="Wingdings" w:hAnsi="Wingdings" w:hint="default"/>
-      </w:rPr>
-    </w:lvl>
-    <w:lvl w:ilvl="3" w:tplc="04090001" w:tentative="1">
-      <w:start w:val="1"/>
-      <w:numFmt w:val="bullet"/>
-      <w:lvlText w:val=""/>
-      <w:lvlJc w:val="left"/>
-      <w:pPr>
-        <w:ind w:left="2880" w:hanging="360"/>
-      </w:pPr>
-      <w:rPr>
-        <w:rFonts w:ascii="Symbol" w:hAnsi="Symbol" w:hint="default"/>
-      </w:rPr>
-    </w:lvl>
-    <w:lvl w:ilvl="4" w:tplc="04090003" w:tentative="1">
-      <w:start w:val="1"/>
-      <w:numFmt w:val="bullet"/>
-      <w:lvlText w:val="o"/>
-      <w:lvlJc w:val="left"/>
-      <w:pPr>
-        <w:ind w:left="3600" w:hanging="360"/>
-      </w:pPr>
-      <w:rPr>
-        <w:rFonts w:ascii="Courier New" w:hAnsi="Courier New" w:cs="Courier New" w:hint="default"/>
-      </w:rPr>
-    </w:lvl>
-    <w:lvl w:ilvl="5" w:tplc="04090005" w:tentative="1">
-      <w:start w:val="1"/>
-      <w:numFmt w:val="bullet"/>
-      <w:lvlText w:val=""/>
-      <w:lvlJc w:val="left"/>
-      <w:pPr>
-        <w:ind w:left="4320" w:hanging="360"/>
-      </w:pPr>
-      <w:rPr>
-        <w:rFonts w:ascii="Wingdings" w:hAnsi="Wingdings" w:hint="default"/>
-      </w:rPr>
-    </w:lvl>
-    <w:lvl w:ilvl="6" w:tplc="04090001" w:tentative="1">
-      <w:start w:val="1"/>
-      <w:numFmt w:val="bullet"/>
-      <w:lvlText w:val=""/>
-      <w:lvlJc w:val="left"/>
-      <w:pPr>
-        <w:ind w:left="5040" w:hanging="360"/>
-      </w:pPr>
-      <w:rPr>
-        <w:rFonts w:ascii="Symbol" w:hAnsi="Symbol" w:hint="default"/>
-      </w:rPr>
-    </w:lvl>
-    <w:lvl w:ilvl="7" w:tplc="04090003" w:tentative="1">
-      <w:start w:val="1"/>
-      <w:numFmt w:val="bullet"/>
-      <w:lvlText w:val="o"/>
-      <w:lvlJc w:val="left"/>
-      <w:pPr>
-        <w:ind w:left="5760" w:hanging="360"/>
-      </w:pPr>
-      <w:rPr>
-        <w:rFonts w:ascii="Courier New" w:hAnsi="Courier New" w:cs="Courier New" w:hint="default"/>
-      </w:rPr>
-    </w:lvl>
-    <w:lvl w:ilvl="8" w:tplc="04090005" w:tentative="1">
-      <w:start w:val="1"/>
-      <w:numFmt w:val="bullet"/>
-      <w:lvlText w:val=""/>
-      <w:lvlJc w:val="left"/>
-      <w:pPr>
-        <w:ind w:left="6480" w:hanging="360"/>
-      </w:pPr>
-      <w:rPr>
-        <w:rFonts w:ascii="Wingdings" w:hAnsi="Wingdings" w:hint="default"/>
-      </w:rPr>
-    </w:lvl>
-  </w:abstractNum>
-  <w:abstractNum w:abstractNumId="1" w15:restartNumberingAfterBreak="0">
-    <w:nsid w:val="6A881FC8"/>
-    <w:multiLevelType w:val="hybridMultilevel"/>
-    <w:tmpl w:val="9822EFB2"/>
-    <w:lvl w:ilvl="0" w:tplc="0409000F">
-      <w:start w:val="1"/>
-      <w:numFmt w:val="decimal"/>
-      <w:lvlText w:val="%1."/>
-      <w:lvlJc w:val="left"/>
-      <w:pPr>
-        <w:ind w:left="720" w:hanging="360"/>
-      </w:pPr>
-      <w:rPr>
-        <w:rFonts w:hint="default"/>
-      </w:rPr>
-    </w:lvl>
-    <w:lvl w:ilvl="1" w:tplc="04090019" w:tentative="1">
-      <w:start w:val="1"/>
-      <w:numFmt w:val="lowerLetter"/>
-      <w:lvlText w:val="%2."/>
-      <w:lvlJc w:val="left"/>
-      <w:pPr>
-        <w:ind w:left="1440" w:hanging="360"/>
-      </w:pPr>
-    </w:lvl>
-    <w:lvl w:ilvl="2" w:tplc="0409001B" w:tentative="1">
-      <w:start w:val="1"/>
-      <w:numFmt w:val="lowerRoman"/>
-      <w:lvlText w:val="%3."/>
-      <w:lvlJc w:val="right"/>
-      <w:pPr>
-        <w:ind w:left="2160" w:hanging="180"/>
-      </w:pPr>
-    </w:lvl>
-    <w:lvl w:ilvl="3" w:tplc="0409000F" w:tentative="1">
-      <w:start w:val="1"/>
-      <w:numFmt w:val="decimal"/>
-      <w:lvlText w:val="%4."/>
-      <w:lvlJc w:val="left"/>
-      <w:pPr>
-        <w:ind w:left="2880" w:hanging="360"/>
-      </w:pPr>
-    </w:lvl>
-    <w:lvl w:ilvl="4" w:tplc="04090019" w:tentative="1">
-      <w:start w:val="1"/>
-      <w:numFmt w:val="lowerLetter"/>
-      <w:lvlText w:val="%5."/>
-      <w:lvlJc w:val="left"/>
-      <w:pPr>
-        <w:ind w:left="3600" w:hanging="360"/>
-      </w:pPr>
-    </w:lvl>
-    <w:lvl w:ilvl="5" w:tplc="0409001B" w:tentative="1">
-      <w:start w:val="1"/>
-      <w:numFmt w:val="lowerRoman"/>
-      <w:lvlText w:val="%6."/>
-      <w:lvlJc w:val="right"/>
-      <w:pPr>
-        <w:ind w:left="4320" w:hanging="180"/>
-      </w:pPr>
-    </w:lvl>
-    <w:lvl w:ilvl="6" w:tplc="0409000F" w:tentative="1">
-      <w:start w:val="1"/>
-      <w:numFmt w:val="decimal"/>
-      <w:lvlText w:val="%7."/>
-      <w:lvlJc w:val="left"/>
-      <w:pPr>
-        <w:ind w:left="5040" w:hanging="360"/>
-      </w:pPr>
-    </w:lvl>
-    <w:lvl w:ilvl="7" w:tplc="04090019" w:tentative="1">
-      <w:start w:val="1"/>
-      <w:numFmt w:val="lowerLetter"/>
-      <w:lvlText w:val="%8."/>
-      <w:lvlJc w:val="left"/>
-      <w:pPr>
-        <w:ind w:left="5760" w:hanging="360"/>
-      </w:pPr>
-    </w:lvl>
-    <w:lvl w:ilvl="8" w:tplc="0409001B" w:tentative="1">
-      <w:start w:val="1"/>
-      <w:numFmt w:val="lowerRoman"/>
-      <w:lvlText w:val="%9."/>
-      <w:lvlJc w:val="right"/>
-      <w:pPr>
-        <w:ind w:left="6480" w:hanging="180"/>
-      </w:pPr>
-    </w:lvl>
-  </w:abstractNum>
-  <w:num w:numId="1" w16cid:durableId="1945841260">
-    <w:abstractNumId w:val="0"/>
-  </w:num>
-  <w:num w:numId="2" w16cid:durableId="2093812968">
-    <w:abstractNumId w:val="1"/>
-  </w:num>
-</w:numbering>
 </file>
 
 <file path=word/styles.xml><?xml version="1.0" encoding="utf-8"?>
@@ -734,9 +915,11 @@
     <w:rPrDefault>
       <w:rPr>
         <w:rFonts w:ascii="Sakkal Majalla" w:eastAsiaTheme="minorHAnsi" w:hAnsi="Sakkal Majalla" w:cs="Sakkal Majalla"/>
+        <w:kern w:val="2"/>
         <w:sz w:val="28"/>
         <w:szCs w:val="28"/>
         <w:lang w:val="en-US" w:eastAsia="en-US" w:bidi="he-IL"/>
+        <w14:ligatures w14:val="standardContextual"/>
       </w:rPr>
     </w:rPrDefault>
     <w:pPrDefault>
@@ -1165,7 +1348,7 @@
     <w:basedOn w:val="DefaultParagraphFont"/>
     <w:uiPriority w:val="99"/>
     <w:unhideWhenUsed/>
-    <w:rsid w:val="00A02354"/>
+    <w:rsid w:val="005F4D36"/>
     <w:rPr>
       <w:color w:val="0563C1" w:themeColor="hyperlink"/>
       <w:u w:val="single"/>
@@ -1177,22 +1360,11 @@
     <w:uiPriority w:val="99"/>
     <w:semiHidden/>
     <w:unhideWhenUsed/>
-    <w:rsid w:val="00A02354"/>
+    <w:rsid w:val="005F4D36"/>
     <w:rPr>
       <w:color w:val="605E5C"/>
       <w:shd w:val="clear" w:color="auto" w:fill="E1DFDD"/>
     </w:rPr>
-  </w:style>
-  <w:style w:type="paragraph" w:styleId="ListParagraph">
-    <w:name w:val="List Paragraph"/>
-    <w:basedOn w:val="Normal"/>
-    <w:uiPriority w:val="34"/>
-    <w:qFormat/>
-    <w:rsid w:val="00A02354"/>
-    <w:pPr>
-      <w:ind w:left="720"/>
-      <w:contextualSpacing/>
-    </w:pPr>
   </w:style>
 </w:styles>
 </file>
